--- a/drafts/Hermès_ResumeDraft.docx
+++ b/drafts/Hermès_ResumeDraft.docx
@@ -68,58 +68,91 @@
       </w:r>
     </w:p>
     <w:p>
+      <w:pPr>
+        <w:spacing w:after="240"/>
+      </w:pPr>
       <w:r>
         <w:t>AVA ASCHETTINO - TAILORED DRAFT</w:t>
       </w:r>
     </w:p>
     <w:p>
+      <w:pPr>
+        <w:spacing w:after="240"/>
+      </w:pPr>
       <w:r>
-        <w:t>Job: Coordinator - Client Relations Center at Hermès</w:t>
+        <w:t>Job: Special Events Coordinator at Hermès</w:t>
       </w:r>
     </w:p>
     <w:p>
+      <w:pPr>
+        <w:spacing w:after="240"/>
+      </w:pPr>
       <w:r>
         <w:t>========================================</w:t>
       </w:r>
     </w:p>
     <w:p>
+      <w:pPr>
+        <w:spacing w:after="240"/>
+      </w:pPr>
       <w:r>
-        <w:t>REQ: Luxury or high-end service industry background</w:t>
+        <w:t>REQ: End-to-end event planning and execution</w:t>
       </w:r>
     </w:p>
     <w:p>
+      <w:pPr>
+        <w:spacing w:after="240"/>
+      </w:pPr>
       <w:r>
-        <w:t>STAR: While Ava lacks direct luxury retail/hospitality experience, she has worked in high-profile, prestige environments including the Paley Center for Media (working with high-profile programming) and Adrienne Stern Casting (handling SAG-AFTRA criteria and industry agents), demonstrating an ability to operate within elite professional circles.</w:t>
+        <w:t>STAR: Served as Lead Events Producer for NYU Lamplighters, directing production coordination, venue logistics, and communications for performances with 600+ attendees; also conceived and executed large-scale events for 50–150 attendees as VP of Member Experience for NYU Pi Beta Phi.</w:t>
       </w:r>
     </w:p>
     <w:p>
+      <w:pPr>
+        <w:spacing w:after="240"/>
+      </w:pPr>
       <w:r>
-        <w:t>REQ: Exceptional communication skills for high-touch client management</w:t>
+        <w:t>REQ: High-end luxury brand alignment and hospitality standards</w:t>
       </w:r>
     </w:p>
     <w:p>
+      <w:pPr>
+        <w:spacing w:after="240"/>
+      </w:pPr>
       <w:r>
-        <w:t>STAR: Proven experience in partner and client relationship management at The Paley Center for Media; communicated with agents and clients at Adrienne Stern Casting; and served as the lead liaison between cast, crew, and production teams for NYU Lamplighters events reaching 600+ attendees.</w:t>
+        <w:t>STAR: Experience as a Marketing &amp; Partnerships Assistant at The Paley Center for Media supporting high-profile programming and partner activations, combined with PR experience at Karh and casting work at Adrienne Stern Casting, demonstrating professionalism in high-visibility industry environments.</w:t>
       </w:r>
     </w:p>
     <w:p>
+      <w:pPr>
+        <w:spacing w:after="240"/>
+      </w:pPr>
       <w:r>
-        <w:t>REQ: Strong organizational and operational support capabilities</w:t>
+        <w:t>REQ: Vendor and stakeholder management</w:t>
       </w:r>
     </w:p>
     <w:p>
+      <w:pPr>
+        <w:spacing w:after="240"/>
+      </w:pPr>
       <w:r>
-        <w:t>STAR: Extensive administrative background as Lead Administrative Assistant at NYU Special Collections and Administrative Assistant for Residential Life &amp; Housing Services. Proficient in operational tools including Airtable, Microsoft Dynamics, and CRM tracking for logistics and calendar management.</w:t>
+        <w:t>STAR: Managed partner and client relationships at The Paley Center for Media; served as the key liaison between cast, crew, and production teams for NYU Lamplighters; and communicated with agents and clients to fulfill casting requests at Adrienne Stern Casting.</w:t>
       </w:r>
     </w:p>
     <w:p>
+      <w:pPr>
+        <w:spacing w:after="240"/>
+      </w:pPr>
       <w:r>
-        <w:t>REQ: Ability to maintain and uphold brand integrity across all touchpoints</w:t>
+        <w:t>REQ: Attention to detail and aesthetic curation</w:t>
       </w:r>
     </w:p>
     <w:p>
+      <w:pPr>
+        <w:spacing w:after="240"/>
+      </w:pPr>
       <w:r>
-        <w:t>STAR: Experience managing the trafficking of marketing assets to ensure alignment with campaign goals at The Paley Center; crafted press releases and managed media relations as a PR Intern at Karh to amplify brand visibility; and served as Publicity Specialist for NYU Lamplighters.</w:t>
+        <w:t>STAR: Proficient in design tools including Canva, InDesign, Illustrator, and Adobe Platforms; experienced in 'Deck Design' and 'Aesthetic Curation' through roles in publicity, marketing asset trafficking, and theatrical production coordination.</w:t>
       </w:r>
     </w:p>
     <w:sectPr>
